--- a/a7/packages/A7 Unit 4 - Solving Problems with Rational Numbers/Answer Keys/A7 4.02  Question Bank Key.docx
+++ b/a7/packages/A7 Unit 4 - Solving Problems with Rational Numbers/Answer Keys/A7 4.02  Question Bank Key.docx
@@ -2916,16 +2916,16 @@
                 <w:rFonts w:ascii="FreeSerif" w:hAnsi="FreeSerif" w:eastAsia="FreeSerif"/>
                 <w:b w:val="0"/>
                 <w:i w:val="0"/>
-                <w:color w:val="9E1B32"/>
+                <w:color w:val="1A1A1A"/>
                 <w:sz w:val="22"/>
               </w:rPr>
-              <w:t xml:space="preserve">●   </w:t>
+              <w:t xml:space="preserve">○   </w:t>
             </w:r>
             <w:r>
               <w:rPr>
-                <w:b/>
+                <w:b w:val="0"/>
                 <w:i w:val="0"/>
-                <w:color w:val="9E1B32"/>
+                <w:color w:val="1A1A1A"/>
                 <w:sz w:val="22"/>
               </w:rPr>
               <w:t xml:space="preserve">A.  </w:t>
@@ -2933,7 +2933,7 @@
             <w:r>
               <w:drawing>
                 <wp:inline xmlns:a="http://schemas.openxmlformats.org/drawingml/2006/main" xmlns:pic="http://schemas.openxmlformats.org/drawingml/2006/picture">
-                  <wp:extent cx="530352" cy="149352"/>
+                  <wp:extent cx="533400" cy="149352"/>
                   <wp:docPr id="42" name="Picture 42"/>
                   <wp:cNvGraphicFramePr>
                     <a:graphicFrameLocks noChangeAspect="1"/>
@@ -2942,7 +2942,7 @@
                     <a:graphicData uri="http://schemas.openxmlformats.org/drawingml/2006/picture">
                       <pic:pic>
                         <pic:nvPicPr>
-                          <pic:cNvPr id="0" name="640542542cf7446f.png"/>
+                          <pic:cNvPr id="0" name="8bc3b5e4a9c7a38f.png"/>
                           <pic:cNvPicPr/>
                         </pic:nvPicPr>
                         <pic:blipFill>
@@ -2954,7 +2954,7 @@
                         <pic:spPr>
                           <a:xfrm>
                             <a:off x="0" y="0"/>
-                            <a:ext cx="530352" cy="149352"/>
+                            <a:ext cx="533400" cy="149352"/>
                           </a:xfrm>
                           <a:prstGeom prst="rect"/>
                         </pic:spPr>
@@ -2975,16 +2975,16 @@
                 <w:rFonts w:ascii="FreeSerif" w:hAnsi="FreeSerif" w:eastAsia="FreeSerif"/>
                 <w:b w:val="0"/>
                 <w:i w:val="0"/>
-                <w:color w:val="1A1A1A"/>
+                <w:color w:val="9E1B32"/>
                 <w:sz w:val="22"/>
               </w:rPr>
-              <w:t xml:space="preserve">○   </w:t>
+              <w:t xml:space="preserve">●   </w:t>
             </w:r>
             <w:r>
               <w:rPr>
-                <w:b w:val="0"/>
+                <w:b/>
                 <w:i w:val="0"/>
-                <w:color w:val="1A1A1A"/>
+                <w:color w:val="9E1B32"/>
                 <w:sz w:val="22"/>
               </w:rPr>
               <w:t xml:space="preserve">B.  </w:t>
@@ -2992,7 +2992,7 @@
             <w:r>
               <w:drawing>
                 <wp:inline xmlns:a="http://schemas.openxmlformats.org/drawingml/2006/main" xmlns:pic="http://schemas.openxmlformats.org/drawingml/2006/picture">
-                  <wp:extent cx="530352" cy="146304"/>
+                  <wp:extent cx="530352" cy="149352"/>
                   <wp:docPr id="43" name="Picture 43"/>
                   <wp:cNvGraphicFramePr>
                     <a:graphicFrameLocks noChangeAspect="1"/>
@@ -3001,7 +3001,7 @@
                     <a:graphicData uri="http://schemas.openxmlformats.org/drawingml/2006/picture">
                       <pic:pic>
                         <pic:nvPicPr>
-                          <pic:cNvPr id="0" name="aa5488d6eb13dfe6.png"/>
+                          <pic:cNvPr id="0" name="640542542cf7446f.png"/>
                           <pic:cNvPicPr/>
                         </pic:nvPicPr>
                         <pic:blipFill>
@@ -3013,7 +3013,7 @@
                         <pic:spPr>
                           <a:xfrm>
                             <a:off x="0" y="0"/>
-                            <a:ext cx="530352" cy="146304"/>
+                            <a:ext cx="530352" cy="149352"/>
                           </a:xfrm>
                           <a:prstGeom prst="rect"/>
                         </pic:spPr>
@@ -3110,7 +3110,7 @@
             <w:r>
               <w:drawing>
                 <wp:inline xmlns:a="http://schemas.openxmlformats.org/drawingml/2006/main" xmlns:pic="http://schemas.openxmlformats.org/drawingml/2006/picture">
-                  <wp:extent cx="533400" cy="149352"/>
+                  <wp:extent cx="530352" cy="146304"/>
                   <wp:docPr id="45" name="Picture 45"/>
                   <wp:cNvGraphicFramePr>
                     <a:graphicFrameLocks noChangeAspect="1"/>
@@ -3119,7 +3119,7 @@
                     <a:graphicData uri="http://schemas.openxmlformats.org/drawingml/2006/picture">
                       <pic:pic>
                         <pic:nvPicPr>
-                          <pic:cNvPr id="0" name="8bc3b5e4a9c7a38f.png"/>
+                          <pic:cNvPr id="0" name="aa5488d6eb13dfe6.png"/>
                           <pic:cNvPicPr/>
                         </pic:nvPicPr>
                         <pic:blipFill>
@@ -3131,7 +3131,7 @@
                         <pic:spPr>
                           <a:xfrm>
                             <a:off x="0" y="0"/>
-                            <a:ext cx="533400" cy="149352"/>
+                            <a:ext cx="530352" cy="146304"/>
                           </a:xfrm>
                           <a:prstGeom prst="rect"/>
                         </pic:spPr>
@@ -3154,7 +3154,7 @@
                 <w:color w:val="9E1B32"/>
                 <w:sz w:val="22"/>
               </w:rPr>
-              <w:t>A</w:t>
+              <w:t>B</w:t>
             </w:r>
           </w:p>
         </w:tc>
@@ -3294,126 +3294,8 @@
             <w:r>
               <w:drawing>
                 <wp:inline xmlns:a="http://schemas.openxmlformats.org/drawingml/2006/main" xmlns:pic="http://schemas.openxmlformats.org/drawingml/2006/picture">
-                  <wp:extent cx="1143000" cy="170688"/>
+                  <wp:extent cx="1264920" cy="170688"/>
                   <wp:docPr id="47" name="Picture 47"/>
-                  <wp:cNvGraphicFramePr>
-                    <a:graphicFrameLocks noChangeAspect="1"/>
-                  </wp:cNvGraphicFramePr>
-                  <a:graphic>
-                    <a:graphicData uri="http://schemas.openxmlformats.org/drawingml/2006/picture">
-                      <pic:pic>
-                        <pic:nvPicPr>
-                          <pic:cNvPr id="0" name="50f7e0ccd73fc10d.png"/>
-                          <pic:cNvPicPr/>
-                        </pic:nvPicPr>
-                        <pic:blipFill>
-                          <a:blip r:embed="rId54"/>
-                          <a:stretch>
-                            <a:fillRect/>
-                          </a:stretch>
-                        </pic:blipFill>
-                        <pic:spPr>
-                          <a:xfrm>
-                            <a:off x="0" y="0"/>
-                            <a:ext cx="1143000" cy="170688"/>
-                          </a:xfrm>
-                          <a:prstGeom prst="rect"/>
-                        </pic:spPr>
-                      </pic:pic>
-                    </a:graphicData>
-                  </a:graphic>
-                </wp:inline>
-              </w:drawing>
-            </w:r>
-          </w:p>
-          <w:p>
-            <w:pPr>
-              <w:spacing w:before="40" w:after="40"/>
-              <w:ind w:left="1300" w:hanging="380"/>
-            </w:pPr>
-            <w:r>
-              <w:rPr>
-                <w:rFonts w:ascii="FreeSerif" w:hAnsi="FreeSerif" w:eastAsia="FreeSerif"/>
-                <w:b w:val="0"/>
-                <w:i w:val="0"/>
-                <w:color w:val="9E1B32"/>
-                <w:sz w:val="22"/>
-              </w:rPr>
-              <w:t xml:space="preserve">☒   </w:t>
-            </w:r>
-            <w:r>
-              <w:rPr>
-                <w:b/>
-                <w:i w:val="0"/>
-                <w:color w:val="9E1B32"/>
-                <w:sz w:val="22"/>
-              </w:rPr>
-              <w:t xml:space="preserve">B.  </w:t>
-            </w:r>
-            <w:r>
-              <w:drawing>
-                <wp:inline xmlns:a="http://schemas.openxmlformats.org/drawingml/2006/main" xmlns:pic="http://schemas.openxmlformats.org/drawingml/2006/picture">
-                  <wp:extent cx="460247" cy="256032"/>
-                  <wp:docPr id="48" name="Picture 48"/>
-                  <wp:cNvGraphicFramePr>
-                    <a:graphicFrameLocks noChangeAspect="1"/>
-                  </wp:cNvGraphicFramePr>
-                  <a:graphic>
-                    <a:graphicData uri="http://schemas.openxmlformats.org/drawingml/2006/picture">
-                      <pic:pic>
-                        <pic:nvPicPr>
-                          <pic:cNvPr id="0" name="463494d403077bec.png"/>
-                          <pic:cNvPicPr/>
-                        </pic:nvPicPr>
-                        <pic:blipFill>
-                          <a:blip r:embed="rId55"/>
-                          <a:stretch>
-                            <a:fillRect/>
-                          </a:stretch>
-                        </pic:blipFill>
-                        <pic:spPr>
-                          <a:xfrm>
-                            <a:off x="0" y="0"/>
-                            <a:ext cx="460247" cy="256032"/>
-                          </a:xfrm>
-                          <a:prstGeom prst="rect"/>
-                        </pic:spPr>
-                      </pic:pic>
-                    </a:graphicData>
-                  </a:graphic>
-                </wp:inline>
-              </w:drawing>
-            </w:r>
-          </w:p>
-          <w:p>
-            <w:pPr>
-              <w:spacing w:before="40" w:after="40"/>
-              <w:ind w:left="1300" w:hanging="380"/>
-            </w:pPr>
-            <w:r>
-              <w:rPr>
-                <w:rFonts w:ascii="FreeSerif" w:hAnsi="FreeSerif" w:eastAsia="FreeSerif"/>
-                <w:b w:val="0"/>
-                <w:i w:val="0"/>
-                <w:color w:val="9E1B32"/>
-                <w:sz w:val="22"/>
-              </w:rPr>
-              <w:t xml:space="preserve">☒   </w:t>
-            </w:r>
-            <w:r>
-              <w:rPr>
-                <w:b/>
-                <w:i w:val="0"/>
-                <w:color w:val="9E1B32"/>
-                <w:sz w:val="22"/>
-              </w:rPr>
-              <w:t xml:space="preserve">C.  </w:t>
-            </w:r>
-            <w:r>
-              <w:drawing>
-                <wp:inline xmlns:a="http://schemas.openxmlformats.org/drawingml/2006/main" xmlns:pic="http://schemas.openxmlformats.org/drawingml/2006/picture">
-                  <wp:extent cx="1264920" cy="170688"/>
-                  <wp:docPr id="49" name="Picture 49"/>
                   <wp:cNvGraphicFramePr>
                     <a:graphicFrameLocks noChangeAspect="1"/>
                   </wp:cNvGraphicFramePr>
@@ -3425,7 +3307,7 @@
                           <pic:cNvPicPr/>
                         </pic:nvPicPr>
                         <pic:blipFill>
-                          <a:blip r:embed="rId56"/>
+                          <a:blip r:embed="rId54"/>
                           <a:stretch>
                             <a:fillRect/>
                           </a:stretch>
@@ -3466,13 +3348,13 @@
                 <w:color w:val="9E1B32"/>
                 <w:sz w:val="22"/>
               </w:rPr>
-              <w:t xml:space="preserve">D.  </w:t>
+              <w:t xml:space="preserve">B.  </w:t>
             </w:r>
             <w:r>
               <w:drawing>
                 <wp:inline xmlns:a="http://schemas.openxmlformats.org/drawingml/2006/main" xmlns:pic="http://schemas.openxmlformats.org/drawingml/2006/picture">
                   <wp:extent cx="371856" cy="256032"/>
-                  <wp:docPr id="50" name="Picture 50"/>
+                  <wp:docPr id="48" name="Picture 48"/>
                   <wp:cNvGraphicFramePr>
                     <a:graphicFrameLocks noChangeAspect="1"/>
                   </wp:cNvGraphicFramePr>
@@ -3484,7 +3366,7 @@
                           <pic:cNvPicPr/>
                         </pic:nvPicPr>
                         <pic:blipFill>
-                          <a:blip r:embed="rId57"/>
+                          <a:blip r:embed="rId55"/>
                           <a:stretch>
                             <a:fillRect/>
                           </a:stretch>
@@ -3493,6 +3375,65 @@
                           <a:xfrm>
                             <a:off x="0" y="0"/>
                             <a:ext cx="371856" cy="256032"/>
+                          </a:xfrm>
+                          <a:prstGeom prst="rect"/>
+                        </pic:spPr>
+                      </pic:pic>
+                    </a:graphicData>
+                  </a:graphic>
+                </wp:inline>
+              </w:drawing>
+            </w:r>
+          </w:p>
+          <w:p>
+            <w:pPr>
+              <w:spacing w:before="40" w:after="40"/>
+              <w:ind w:left="1300" w:hanging="380"/>
+            </w:pPr>
+            <w:r>
+              <w:rPr>
+                <w:rFonts w:ascii="FreeSerif" w:hAnsi="FreeSerif" w:eastAsia="FreeSerif"/>
+                <w:b w:val="0"/>
+                <w:i w:val="0"/>
+                <w:color w:val="9E1B32"/>
+                <w:sz w:val="22"/>
+              </w:rPr>
+              <w:t xml:space="preserve">☒   </w:t>
+            </w:r>
+            <w:r>
+              <w:rPr>
+                <w:b/>
+                <w:i w:val="0"/>
+                <w:color w:val="9E1B32"/>
+                <w:sz w:val="22"/>
+              </w:rPr>
+              <w:t xml:space="preserve">C.  </w:t>
+            </w:r>
+            <w:r>
+              <w:drawing>
+                <wp:inline xmlns:a="http://schemas.openxmlformats.org/drawingml/2006/main" xmlns:pic="http://schemas.openxmlformats.org/drawingml/2006/picture">
+                  <wp:extent cx="1143000" cy="170688"/>
+                  <wp:docPr id="49" name="Picture 49"/>
+                  <wp:cNvGraphicFramePr>
+                    <a:graphicFrameLocks noChangeAspect="1"/>
+                  </wp:cNvGraphicFramePr>
+                  <a:graphic>
+                    <a:graphicData uri="http://schemas.openxmlformats.org/drawingml/2006/picture">
+                      <pic:pic>
+                        <pic:nvPicPr>
+                          <pic:cNvPr id="0" name="50f7e0ccd73fc10d.png"/>
+                          <pic:cNvPicPr/>
+                        </pic:nvPicPr>
+                        <pic:blipFill>
+                          <a:blip r:embed="rId56"/>
+                          <a:stretch>
+                            <a:fillRect/>
+                          </a:stretch>
+                        </pic:blipFill>
+                        <pic:spPr>
+                          <a:xfrm>
+                            <a:off x="0" y="0"/>
+                            <a:ext cx="1143000" cy="170688"/>
                           </a:xfrm>
                           <a:prstGeom prst="rect"/>
                         </pic:spPr>
@@ -3525,13 +3466,13 @@
                 <w:color w:val="1A1A1A"/>
                 <w:sz w:val="22"/>
               </w:rPr>
-              <w:t xml:space="preserve">E.  </w:t>
+              <w:t xml:space="preserve">D.  </w:t>
             </w:r>
             <w:r>
               <w:drawing>
                 <wp:inline xmlns:a="http://schemas.openxmlformats.org/drawingml/2006/main" xmlns:pic="http://schemas.openxmlformats.org/drawingml/2006/picture">
                   <wp:extent cx="460247" cy="256032"/>
-                  <wp:docPr id="51" name="Picture 51"/>
+                  <wp:docPr id="50" name="Picture 50"/>
                   <wp:cNvGraphicFramePr>
                     <a:graphicFrameLocks noChangeAspect="1"/>
                   </wp:cNvGraphicFramePr>
@@ -3543,7 +3484,7 @@
                           <pic:cNvPicPr/>
                         </pic:nvPicPr>
                         <pic:blipFill>
-                          <a:blip r:embed="rId58"/>
+                          <a:blip r:embed="rId57"/>
                           <a:stretch>
                             <a:fillRect/>
                           </a:stretch>
@@ -3584,13 +3525,13 @@
                 <w:color w:val="1A1A1A"/>
                 <w:sz w:val="22"/>
               </w:rPr>
-              <w:t xml:space="preserve">F.  </w:t>
+              <w:t xml:space="preserve">E.  </w:t>
             </w:r>
             <w:r>
               <w:drawing>
                 <wp:inline xmlns:a="http://schemas.openxmlformats.org/drawingml/2006/main" xmlns:pic="http://schemas.openxmlformats.org/drawingml/2006/picture">
                   <wp:extent cx="1200912" cy="170688"/>
-                  <wp:docPr id="52" name="Picture 52"/>
+                  <wp:docPr id="51" name="Picture 51"/>
                   <wp:cNvGraphicFramePr>
                     <a:graphicFrameLocks noChangeAspect="1"/>
                   </wp:cNvGraphicFramePr>
@@ -3602,6 +3543,65 @@
                           <pic:cNvPicPr/>
                         </pic:nvPicPr>
                         <pic:blipFill>
+                          <a:blip r:embed="rId58"/>
+                          <a:stretch>
+                            <a:fillRect/>
+                          </a:stretch>
+                        </pic:blipFill>
+                        <pic:spPr>
+                          <a:xfrm>
+                            <a:off x="0" y="0"/>
+                            <a:ext cx="1200912" cy="170688"/>
+                          </a:xfrm>
+                          <a:prstGeom prst="rect"/>
+                        </pic:spPr>
+                      </pic:pic>
+                    </a:graphicData>
+                  </a:graphic>
+                </wp:inline>
+              </w:drawing>
+            </w:r>
+          </w:p>
+          <w:p>
+            <w:pPr>
+              <w:spacing w:before="40" w:after="40"/>
+              <w:ind w:left="1300" w:hanging="380"/>
+            </w:pPr>
+            <w:r>
+              <w:rPr>
+                <w:rFonts w:ascii="FreeSerif" w:hAnsi="FreeSerif" w:eastAsia="FreeSerif"/>
+                <w:b w:val="0"/>
+                <w:i w:val="0"/>
+                <w:color w:val="9E1B32"/>
+                <w:sz w:val="22"/>
+              </w:rPr>
+              <w:t xml:space="preserve">☒   </w:t>
+            </w:r>
+            <w:r>
+              <w:rPr>
+                <w:b/>
+                <w:i w:val="0"/>
+                <w:color w:val="9E1B32"/>
+                <w:sz w:val="22"/>
+              </w:rPr>
+              <w:t xml:space="preserve">F.  </w:t>
+            </w:r>
+            <w:r>
+              <w:drawing>
+                <wp:inline xmlns:a="http://schemas.openxmlformats.org/drawingml/2006/main" xmlns:pic="http://schemas.openxmlformats.org/drawingml/2006/picture">
+                  <wp:extent cx="460247" cy="256032"/>
+                  <wp:docPr id="52" name="Picture 52"/>
+                  <wp:cNvGraphicFramePr>
+                    <a:graphicFrameLocks noChangeAspect="1"/>
+                  </wp:cNvGraphicFramePr>
+                  <a:graphic>
+                    <a:graphicData uri="http://schemas.openxmlformats.org/drawingml/2006/picture">
+                      <pic:pic>
+                        <pic:nvPicPr>
+                          <pic:cNvPr id="0" name="463494d403077bec.png"/>
+                          <pic:cNvPicPr/>
+                        </pic:nvPicPr>
+                        <pic:blipFill>
                           <a:blip r:embed="rId59"/>
                           <a:stretch>
                             <a:fillRect/>
@@ -3610,7 +3610,7 @@
                         <pic:spPr>
                           <a:xfrm>
                             <a:off x="0" y="0"/>
-                            <a:ext cx="1200912" cy="170688"/>
+                            <a:ext cx="460247" cy="256032"/>
                           </a:xfrm>
                           <a:prstGeom prst="rect"/>
                         </pic:spPr>
@@ -3633,7 +3633,7 @@
                 <w:color w:val="9E1B32"/>
                 <w:sz w:val="22"/>
               </w:rPr>
-              <w:t>A, B, C and D</w:t>
+              <w:t>A, B, C and F</w:t>
             </w:r>
           </w:p>
           <w:p>
@@ -3648,7 +3648,7 @@
                 <w:color w:val="6B6B6B"/>
                 <w:sz w:val="19"/>
               </w:rPr>
-              <w:t xml:space="preserve">B and D each give </w:t>
+              <w:t xml:space="preserve">F and B each give </w:t>
             </w:r>
             <w:r>
               <w:drawing>
